--- a/static/templates/acknowledgment_of_islamic_ownership_election.docx
+++ b/static/templates/acknowledgment_of_islamic_ownership_election.docx
@@ -124,7 +124,24 @@
         <w:pStyle w:val="BodyText"/>
       </w:pPr>
       <w:r>
-        <w:t xml:space="preserve">Under Islamic law, each of us makes a heba — a lifetime gift — of one-half of our interest in all community property to the other. Under Islamic law this gift takes effect when we sign our Trust, is irrevocable, and may not be reclaimed by either of us for any reason, including divorce. The effect is that each of us is treated as owning fifty percent (50%) of all community property when our Islamic inheritance shares are calculated after death.</w:t>
+        <w:rPr>
+          <w:bCs/>
+          <w:b/>
+        </w:rPr>
+        <w:t>Under Islamic law</w:t>
+      </w:r>
+      <w:r>
+        <w:t xml:space="preserve">, each of us makes a heba — a lifetime gift — of one-half of our interest in all community property to the other. </w:t>
+      </w:r>
+      <w:r>
+        <w:rPr>
+          <w:bCs/>
+          <w:b/>
+        </w:rPr>
+        <w:t>Under Islamic law</w:t>
+      </w:r>
+      <w:r>
+        <w:t xml:space="preserve"> this gift takes effect when we sign our Trust, is irrevocable, and may not be reclaimed by either of us for any reason, including divorce. The effect is that each of us is treated as owning fifty percent (50%) of all community property when our Islamic inheritance shares are calculated after death.</w:t>
       </w:r>
     </w:p>
     <w:p>
